--- a/projects/TRD-EHR/paper1-trd-prediction/tripod_ai_checklist.docx
+++ b/projects/TRD-EHR/paper1-trd-prediction/tripod_ai_checklist.docx
@@ -2,7 +2,7 @@
 <file path=word/document.xml><?xml version="1.0" encoding="utf-8"?>
 <w:document xmlns:w="http://schemas.openxmlformats.org/wordprocessingml/2006/main" xmlns:m="http://schemas.openxmlformats.org/officeDocument/2006/math" xmlns:r="http://schemas.openxmlformats.org/officeDocument/2006/relationships" xmlns:o="urn:schemas-microsoft-com:office:office" xmlns:v="urn:schemas-microsoft-com:vml" xmlns:w10="urn:schemas-microsoft-com:office:word" xmlns:a="http://schemas.openxmlformats.org/drawingml/2006/main" xmlns:pic="http://schemas.openxmlformats.org/drawingml/2006/picture" xmlns:wp="http://schemas.openxmlformats.org/drawingml/2006/wordprocessingDrawing">
   <w:body>
-    <w:bookmarkStart w:id="16" w:name="_cd264aab85984cce0b1a30d1b1202710130018a"/>
+    <w:bookmarkStart w:id="27" w:name="completed-tripodai-checklist"/>
     <w:p>
       <w:pPr>
         <w:pStyle w:val="Heading1"/>
@@ -142,7 +142,7 @@
         <w:t xml:space="preserve">.</w:t>
       </w:r>
     </w:p>
-    <w:bookmarkStart w:id="9" w:name="_32728f6fcb22b284cc9ac2bf2c3eda288a5f021"/>
+    <w:bookmarkStart w:id="20" w:name="title-and-abstract"/>
     <w:p>
       <w:pPr>
         <w:pStyle w:val="Heading2"/>
@@ -322,8 +322,8 @@
         </w:tc>
       </w:tr>
     </w:tbl>
-    <w:bookmarkEnd w:id="9"/>
-    <w:bookmarkStart w:id="10" w:name="_introduction"/>
+    <w:bookmarkEnd w:id="20"/>
+    <w:bookmarkStart w:id="21" w:name="introduction"/>
     <w:p>
       <w:pPr>
         <w:pStyle w:val="Heading2"/>
@@ -587,7 +587,7 @@
                 <w:i/>
                 <w:iCs/>
               </w:rPr>
-              <w:t xml:space="preserve">Retrieval and Subgroup Performance</w:t>
+              <w:t xml:space="preserve">Subgroup Performance</w:t>
             </w:r>
             <w:r>
               <w:t xml:space="preserve">, Supplement S9 (subgroup discrimination and calibration) and Supplement S11 (subgroup outcome frequency)</w:t>
@@ -644,8 +644,8 @@
         </w:tc>
       </w:tr>
     </w:tbl>
-    <w:bookmarkEnd w:id="10"/>
-    <w:bookmarkStart w:id="11" w:name="_methods"/>
+    <w:bookmarkEnd w:id="21"/>
+    <w:bookmarkStart w:id="22" w:name="methods"/>
     <w:p>
       <w:pPr>
         <w:pStyle w:val="Heading2"/>
@@ -2256,13 +2256,13 @@
                 <w:i/>
                 <w:iCs/>
               </w:rPr>
-              <w:t xml:space="preserve">Retrieval and Subgroup Performance</w:t>
-            </w:r>
-            <w:r>
-              <w:t xml:space="preserve"> </w:t>
-            </w:r>
-            <w:r>
-              <w:t xml:space="preserve">and Supplement S9 (Tables S10–S12, Figure S11) report ROC AUC, Brier score, logistic calibration slope and mean risk difference, each with a bootstrap 95% CI, across sex, recorded race, age, marital status, smoking, religion, MDD recurrence and severity, for 4 FEATURE classifiers, 4 EMBEDDED classifiers and 2 retrieval configurations at their best k, with strata below 20 in the smaller outcome class declared not estimable. 240 contrasts with bootstrap P values adjusted by Benjamini–Hochberg; 58 exclude zero unadjusted and 23 survive, 19 of them involving recurrence. All 10 White-minus-non-White contrasts are positive, from +0.005 (95% CI −0.031 to +0.042) to +0.046 (95% CI +0.006 to +0.087); 5 exclude zero unadjusted and none survive (minimum adjusted P = .15); feature-vector logistic regression calibration slope is 0.98 (95% CI 0.85–1.11) in White patients and 0.79 (95% CI 0.56–1.02) in other recorded racial categories, with 302 against 1,181 events. Discussion,</w:t>
+              <w:t xml:space="preserve">Subgroup Performance</w:t>
+            </w:r>
+            <w:r>
+              <w:t xml:space="preserve"> </w:t>
+            </w:r>
+            <w:r>
+              <w:t xml:space="preserve">(Figure 5) reports ROC AUC contrasts; Supplement S9 (Tables S10–S12, Figure S13) adds Brier score, logistic calibration slope and mean risk difference, each with a bootstrap 95% CI, across sex, recorded race, age, marital status, smoking, religion, MDD recurrence and severity, for 4 FEATURE classifiers, 4 EMBEDDED classifiers and 2 retrieval configurations at their best k, with strata below 20 in the smaller outcome class declared not estimable. 240 contrasts with bootstrap P values adjusted by Benjamini–Hochberg; 58 exclude zero unadjusted and 23 survive, 19 of them involving recurrence. All 10 White-minus-non-White contrasts are positive, from +0.005 (95% CI −0.031 to +0.042) to +0.046 (95% CI +0.006 to +0.087); 5 exclude zero unadjusted and none survive (minimum adjusted P = .15); in Supplement S9, calibration slopes in White patients and in other recorded racial categories are 0.97 (95% CI 0.87–1.08) and 0.95 (95% CI 0.74–1.16) for embedded logistic regression and 1.28 (95% CI 1.14–1.44) and 1.07 (95% CI 0.75–1.36) for feature-vector XGBoost, with 1,181 against 302 events. Discussion,</w:t>
             </w:r>
             <w:r>
               <w:t xml:space="preserve"> </w:t>
@@ -2336,7 +2336,7 @@
               <w:t xml:space="preserve">Model Development and Evaluation</w:t>
             </w:r>
             <w:r>
-              <w:t xml:space="preserve">. The model outputs a predicted probability of the TRD proxy. Sensitivity and specificity at the test-selected Youden J threshold are reported only as descriptive analyses (Supplement M13, S12.1, Figures S12–S13), because selecting and evaluating a threshold in the same patients is optimistic. No deployable threshold is proposed; Discussion,</w:t>
+              <w:t xml:space="preserve">. The model outputs a predicted probability of the TRD proxy. Sensitivity and specificity at the test-selected Youden J threshold are reported only as descriptive analyses (Supplement M13, S12.1, Figures S14–S15), because selecting and evaluating a threshold in the same patients is optimistic. No deployable threshold is proposed; Discussion,</w:t>
             </w:r>
             <w:r>
               <w:t xml:space="preserve"> </w:t>
@@ -2496,8 +2496,8 @@
         </w:tc>
       </w:tr>
     </w:tbl>
-    <w:bookmarkEnd w:id="11"/>
-    <w:bookmarkStart w:id="12" w:name="_e01a919807e6c23a054c3328b17d873f5c97458"/>
+    <w:bookmarkEnd w:id="22"/>
+    <w:bookmarkStart w:id="23" w:name="open-science"/>
     <w:p>
       <w:pPr>
         <w:pStyle w:val="Heading2"/>
@@ -2875,8 +2875,8 @@
         </w:tc>
       </w:tr>
     </w:tbl>
-    <w:bookmarkEnd w:id="12"/>
-    <w:bookmarkStart w:id="13" w:name="_9dcadb920d38efeca33e60162d0f7a2905e824a"/>
+    <w:bookmarkEnd w:id="23"/>
+    <w:bookmarkStart w:id="24" w:name="patient-and-public-involvement"/>
     <w:p>
       <w:pPr>
         <w:pStyle w:val="Heading2"/>
@@ -3011,8 +3011,8 @@
         </w:tc>
       </w:tr>
     </w:tbl>
-    <w:bookmarkEnd w:id="13"/>
-    <w:bookmarkStart w:id="14" w:name="_results"/>
+    <w:bookmarkEnd w:id="24"/>
+    <w:bookmarkStart w:id="25" w:name="results"/>
     <w:p>
       <w:pPr>
         <w:pStyle w:val="Heading2"/>
@@ -3498,13 +3498,13 @@
                 <w:i/>
                 <w:iCs/>
               </w:rPr>
-              <w:t xml:space="preserve">Retrieval and Subgroup Performance</w:t>
-            </w:r>
-            <w:r>
-              <w:t xml:space="preserve"> </w:t>
-            </w:r>
-            <w:r>
-              <w:t xml:space="preserve">(Figure 4, every k from 1 to 34,063 with bootstrap 95% bands for the nearest-neighbor arms and the random floor’s 2.5th–97.5th percentile band);</w:t>
+              <w:t xml:space="preserve">Nearest-Neighbor Retrieval</w:t>
+            </w:r>
+            <w:r>
+              <w:t xml:space="preserve"> </w:t>
+            </w:r>
+            <w:r>
+              <w:t xml:space="preserve">and</w:t>
             </w:r>
             <w:r>
               <w:t xml:space="preserve"> </w:t>
@@ -3520,7 +3520,23 @@
               <w:t xml:space="preserve"> </w:t>
             </w:r>
             <w:r>
-              <w:t xml:space="preserve">(Figure 5, the same plot for each other encoder, with each arm’s best k and its 95% CI; Figure 6, logistic-regression dimensions against best k); Supplement S2–S3 (Tables S1–S4, every classifier and each retrieval arm at its best k with a bootstrap 95% CI; the random arm’s binned calibration slope and intercept are not estimable, Table S4), S6 (Table S7; Figures S8–S9, ROC curves and confusion matrices at best k for all four encoders), S7 (Table S8), S12 (Table S15). Subgroup performance: Supplement S9 (Tables S10–S12, Figure S11)</w:t>
+              <w:t xml:space="preserve">(Figure 4, all 4 encoders, every k from 1 to 34,063 with bootstrap 95% bands for the nearest-neighbor arms and the random floor’s 2.5th–97.5th percentile band, and each arm’s best k with its 95% CI); Supplement S2–S3 (Tables S1–S4, every classifier and each retrieval arm at its best k with a bootstrap 95% CI; the random arm’s binned calibration slope and intercept are not estimable, Table S4), S6 (Table S7; Figures S8–S9, ROC curves and confusion matrices at best k for all four encoders; Figures S10–S11, logistic-regression dimensions against best k), S7 (Table S8), S12 (Table S15). Subgroup performance: Results,</w:t>
+            </w:r>
+            <w:r>
+              <w:t xml:space="preserve"> </w:t>
+            </w:r>
+            <w:r>
+              <w:rPr>
+                <w:i/>
+                <w:iCs/>
+              </w:rPr>
+              <w:t xml:space="preserve">Subgroup Performance</w:t>
+            </w:r>
+            <w:r>
+              <w:t xml:space="preserve"> </w:t>
+            </w:r>
+            <w:r>
+              <w:t xml:space="preserve">(Figure 5, every contrast surviving adjustment, with its 95% CI) and Supplement S9 (Tables S10–S12, Figure S13)</w:t>
             </w:r>
           </w:p>
         </w:tc>
@@ -3622,8 +3638,8 @@
         </w:tc>
       </w:tr>
     </w:tbl>
-    <w:bookmarkEnd w:id="14"/>
-    <w:bookmarkStart w:id="15" w:name="_discussion"/>
+    <w:bookmarkEnd w:id="25"/>
+    <w:bookmarkStart w:id="26" w:name="discussion"/>
     <w:p>
       <w:pPr>
         <w:pStyle w:val="Heading2"/>
@@ -3771,7 +3787,23 @@
               <w:t xml:space="preserve"> </w:t>
             </w:r>
             <w:r>
-              <w:t xml:space="preserve">[12-15]. Fairness: Discussion,</w:t>
+              <w:t xml:space="preserve">[12-15]; retrieval in</w:t>
+            </w:r>
+            <w:r>
+              <w:t xml:space="preserve"> </w:t>
+            </w:r>
+            <w:r>
+              <w:rPr>
+                <w:i/>
+                <w:iCs/>
+              </w:rPr>
+              <w:t xml:space="preserve">Interpreting Nearest-Neighbor Retrieval</w:t>
+            </w:r>
+            <w:r>
+              <w:t xml:space="preserve"> </w:t>
+            </w:r>
+            <w:r>
+              <w:t xml:space="preserve">[30], including that best k was chosen on the test patients [31]. Fairness: Discussion,</w:t>
             </w:r>
             <w:r>
               <w:t xml:space="preserve"> </w:t>
@@ -4160,8 +4192,8 @@
         <w:t xml:space="preserve">doi:10.1136/bmj-2023-078378. Checklist version 11-January-2024.</w:t>
       </w:r>
     </w:p>
-    <w:bookmarkEnd w:id="15"/>
-    <w:bookmarkEnd w:id="16"/>
+    <w:bookmarkEnd w:id="26"/>
+    <w:bookmarkEnd w:id="27"/>
     <w:sectPr>
       <w:pgSz w:h="15840" w:w="12240"/>
       <w:pgMar w:bottom="1440" w:footer="708" w:gutter="0" w:header="708" w:left="1800" w:right="1800" w:top="1440"/>

--- a/projects/TRD-EHR/paper1-trd-prediction/tripod_ai_checklist.docx
+++ b/projects/TRD-EHR/paper1-trd-prediction/tripod_ai_checklist.docx
@@ -2,14 +2,15 @@
 <file path=word/document.xml><?xml version="1.0" encoding="utf-8"?>
 <w:document xmlns:w="http://schemas.openxmlformats.org/wordprocessingml/2006/main" xmlns:m="http://schemas.openxmlformats.org/officeDocument/2006/math" xmlns:r="http://schemas.openxmlformats.org/officeDocument/2006/relationships" xmlns:o="urn:schemas-microsoft-com:office:office" xmlns:v="urn:schemas-microsoft-com:vml" xmlns:w10="urn:schemas-microsoft-com:office:word" xmlns:a="http://schemas.openxmlformats.org/drawingml/2006/main" xmlns:pic="http://schemas.openxmlformats.org/drawingml/2006/picture" xmlns:wp="http://schemas.openxmlformats.org/drawingml/2006/wordprocessingDrawing">
   <w:body>
-    <w:bookmarkStart w:id="27" w:name="completed-tripodai-checklist"/>
     <w:p>
       <w:pPr>
         <w:pStyle w:val="Heading1"/>
       </w:pPr>
+      <w:bookmarkStart w:id="9" w:name="_cd264aab85984cce0b1a30d1b1202710130018a"/>
       <w:r>
         <w:t xml:space="preserve">Completed TRIPOD+AI checklist</w:t>
       </w:r>
+      <w:bookmarkEnd w:id="9"/>
     </w:p>
     <w:p>
       <w:pPr>
@@ -142,14 +143,15 @@
         <w:t xml:space="preserve">.</w:t>
       </w:r>
     </w:p>
-    <w:bookmarkStart w:id="20" w:name="title-and-abstract"/>
     <w:p>
       <w:pPr>
         <w:pStyle w:val="Heading2"/>
       </w:pPr>
+      <w:bookmarkStart w:id="10" w:name="_32728f6fcb22b284cc9ac2bf2c3eda288a5f021"/>
       <w:r>
         <w:t xml:space="preserve">Title and abstract</w:t>
       </w:r>
+      <w:bookmarkEnd w:id="10"/>
     </w:p>
     <w:tbl>
       <w:tblPr>
@@ -322,15 +324,15 @@
         </w:tc>
       </w:tr>
     </w:tbl>
-    <w:bookmarkEnd w:id="20"/>
-    <w:bookmarkStart w:id="21" w:name="introduction"/>
     <w:p>
       <w:pPr>
         <w:pStyle w:val="Heading2"/>
       </w:pPr>
+      <w:bookmarkStart w:id="11" w:name="_introduction"/>
       <w:r>
         <w:t xml:space="preserve">Introduction</w:t>
       </w:r>
+      <w:bookmarkEnd w:id="11"/>
     </w:p>
     <w:tbl>
       <w:tblPr>
@@ -644,15 +646,15 @@
         </w:tc>
       </w:tr>
     </w:tbl>
-    <w:bookmarkEnd w:id="21"/>
-    <w:bookmarkStart w:id="22" w:name="methods"/>
     <w:p>
       <w:pPr>
         <w:pStyle w:val="Heading2"/>
       </w:pPr>
+      <w:bookmarkStart w:id="12" w:name="_methods"/>
       <w:r>
         <w:t xml:space="preserve">Methods</w:t>
       </w:r>
+      <w:bookmarkEnd w:id="12"/>
     </w:p>
     <w:tbl>
       <w:tblPr>
@@ -2496,15 +2498,15 @@
         </w:tc>
       </w:tr>
     </w:tbl>
-    <w:bookmarkEnd w:id="22"/>
-    <w:bookmarkStart w:id="23" w:name="open-science"/>
     <w:p>
       <w:pPr>
         <w:pStyle w:val="Heading2"/>
       </w:pPr>
+      <w:bookmarkStart w:id="13" w:name="_e01a919807e6c23a054c3328b17d873f5c97458"/>
       <w:r>
         <w:t xml:space="preserve">Open science</w:t>
       </w:r>
+      <w:bookmarkEnd w:id="13"/>
     </w:p>
     <w:tbl>
       <w:tblPr>
@@ -2853,7 +2855,7 @@
               <w:pStyle w:val="Compact"/>
             </w:pPr>
             <w:r>
-              <w:t xml:space="preserve">Data Availability. Analysis code is public at https://github.com/Pirate-Hunter-Zoro/Atlas/tree/main/projects/TRD-EHR; software is named in Methods,</w:t>
+              <w:t xml:space="preserve">Data Availability. Analysis code is public at https://github.com/Pirate-Hunter-Zoro/Atlas/tree/da44a79a7a68f7e57de2e2ba2e27a59835de9530/projects/TRD-EHR; software is named in Methods,</w:t>
             </w:r>
             <w:r>
               <w:t xml:space="preserve"> </w:t>
@@ -2875,15 +2877,15 @@
         </w:tc>
       </w:tr>
     </w:tbl>
-    <w:bookmarkEnd w:id="23"/>
-    <w:bookmarkStart w:id="24" w:name="patient-and-public-involvement"/>
     <w:p>
       <w:pPr>
         <w:pStyle w:val="Heading2"/>
       </w:pPr>
+      <w:bookmarkStart w:id="14" w:name="_9dcadb920d38efeca33e60162d0f7a2905e824a"/>
       <w:r>
         <w:t xml:space="preserve">Patient and public involvement</w:t>
       </w:r>
+      <w:bookmarkEnd w:id="14"/>
     </w:p>
     <w:tbl>
       <w:tblPr>
@@ -3011,15 +3013,15 @@
         </w:tc>
       </w:tr>
     </w:tbl>
-    <w:bookmarkEnd w:id="24"/>
-    <w:bookmarkStart w:id="25" w:name="results"/>
     <w:p>
       <w:pPr>
         <w:pStyle w:val="Heading2"/>
       </w:pPr>
+      <w:bookmarkStart w:id="15" w:name="_results"/>
       <w:r>
         <w:t xml:space="preserve">Results</w:t>
       </w:r>
+      <w:bookmarkEnd w:id="15"/>
     </w:p>
     <w:tbl>
       <w:tblPr>
@@ -3638,15 +3640,15 @@
         </w:tc>
       </w:tr>
     </w:tbl>
-    <w:bookmarkEnd w:id="25"/>
-    <w:bookmarkStart w:id="26" w:name="discussion"/>
     <w:p>
       <w:pPr>
         <w:pStyle w:val="Heading2"/>
       </w:pPr>
+      <w:bookmarkStart w:id="16" w:name="_discussion"/>
       <w:r>
         <w:t xml:space="preserve">Discussion</w:t>
       </w:r>
+      <w:bookmarkEnd w:id="16"/>
     </w:p>
     <w:tbl>
       <w:tblPr>
@@ -4192,11 +4194,9 @@
         <w:t xml:space="preserve">doi:10.1136/bmj-2023-078378. Checklist version 11-January-2024.</w:t>
       </w:r>
     </w:p>
-    <w:bookmarkEnd w:id="26"/>
-    <w:bookmarkEnd w:id="27"/>
     <w:sectPr>
-      <w:pgSz w:h="15840" w:w="12240"/>
-      <w:pgMar w:bottom="1440" w:footer="708" w:gutter="0" w:header="708" w:left="1800" w:right="1800" w:top="1440"/>
+      <w:pgSz w:w="12240" w:h="15840"/>
+      <w:pgMar w:top="1440" w:right="1800" w:bottom="1440" w:left="1800" w:header="708" w:footer="708" w:gutter="0"/>
       <w:cols w:space="708"/>
       <w:docGrid w:linePitch="360"/>
     </w:sectPr>
@@ -4228,8 +4228,8 @@
 </file>
 
 <file path=word/numbering.xml><?xml version="1.0" encoding="utf-8"?>
-<w:numbering xmlns:aink="http://schemas.microsoft.com/office/drawing/2016/ink" xmlns:am3d="http://schemas.microsoft.com/office/drawing/2017/model3d" xmlns:cx="http://schemas.microsoft.com/office/drawing/2014/chartex" xmlns:cx1="http://schemas.microsoft.com/office/drawing/2015/9/8/chartex" xmlns:cx2="http://schemas.microsoft.com/office/drawing/2015/10/21/chartex" xmlns:cx3="http://schemas.microsoft.com/office/drawing/2016/5/9/chartex" xmlns:cx4="http://schemas.microsoft.com/office/drawing/2016/5/10/chartex" xmlns:cx5="http://schemas.microsoft.com/office/drawing/2016/5/11/chartex" xmlns:cx6="http://schemas.microsoft.com/office/drawing/2016/5/12/chartex" xmlns:cx7="http://schemas.microsoft.com/office/drawing/2016/5/13/chartex" xmlns:cx8="http://schemas.microsoft.com/office/drawing/2016/5/14/chartex" xmlns:m="http://schemas.openxmlformats.org/officeDocument/2006/math" xmlns:mc="http://schemas.openxmlformats.org/markup-compatibility/2006" xmlns:o="urn:schemas-microsoft-com:office:office" xmlns:oel="http://schemas.microsoft.com/office/2019/extlst" xmlns:r="http://schemas.openxmlformats.org/officeDocument/2006/relationships" xmlns:v="urn:schemas-microsoft-com:vml" xmlns:w="http://schemas.openxmlformats.org/wordprocessingml/2006/main" xmlns:w10="urn:schemas-microsoft-com:office:word" xmlns:w14="http://schemas.microsoft.com/office/word/2010/wordml" xmlns:w15="http://schemas.microsoft.com/office/word/2012/wordml" xmlns:w16="http://schemas.microsoft.com/office/word/2018/wordml" xmlns:w16cex="http://schemas.microsoft.com/office/word/2018/wordml/cex" xmlns:w16cid="http://schemas.microsoft.com/office/word/2016/wordml/cid" xmlns:w16sdtdh="http://schemas.microsoft.com/office/word/2020/wordml/sdtdatahash" xmlns:w16se="http://schemas.microsoft.com/office/word/2015/wordml/symex" xmlns:wne="http://schemas.microsoft.com/office/word/2006/wordml" xmlns:wp="http://schemas.openxmlformats.org/drawingml/2006/wordprocessingDrawing" xmlns:wp14="http://schemas.microsoft.com/office/word/2010/wordprocessingDrawing" xmlns:wpc="http://schemas.microsoft.com/office/word/2010/wordprocessingCanvas" xmlns:wpg="http://schemas.microsoft.com/office/word/2010/wordprocessingGroup" xmlns:wpi="http://schemas.microsoft.com/office/word/2010/wordprocessingInk" xmlns:wps="http://schemas.microsoft.com/office/word/2010/wordprocessingShape" mc:Ignorable="w14 w15 w16se w16cid w16 w16cex w16sdtdh wp14">
-  <w:abstractNum w15:restartNumberingAfterBreak="0" w:abstractNumId="0">
+<w:numbering xmlns:wpc="http://schemas.microsoft.com/office/word/2010/wordprocessingCanvas" xmlns:cx="http://schemas.microsoft.com/office/drawing/2014/chartex" xmlns:cx1="http://schemas.microsoft.com/office/drawing/2015/9/8/chartex" xmlns:cx2="http://schemas.microsoft.com/office/drawing/2015/10/21/chartex" xmlns:cx3="http://schemas.microsoft.com/office/drawing/2016/5/9/chartex" xmlns:cx4="http://schemas.microsoft.com/office/drawing/2016/5/10/chartex" xmlns:cx5="http://schemas.microsoft.com/office/drawing/2016/5/11/chartex" xmlns:cx6="http://schemas.microsoft.com/office/drawing/2016/5/12/chartex" xmlns:cx7="http://schemas.microsoft.com/office/drawing/2016/5/13/chartex" xmlns:cx8="http://schemas.microsoft.com/office/drawing/2016/5/14/chartex" xmlns:mc="http://schemas.openxmlformats.org/markup-compatibility/2006" xmlns:aink="http://schemas.microsoft.com/office/drawing/2016/ink" xmlns:am3d="http://schemas.microsoft.com/office/drawing/2017/model3d" xmlns:o="urn:schemas-microsoft-com:office:office" xmlns:oel="http://schemas.microsoft.com/office/2019/extlst" xmlns:r="http://schemas.openxmlformats.org/officeDocument/2006/relationships" xmlns:m="http://schemas.openxmlformats.org/officeDocument/2006/math" xmlns:v="urn:schemas-microsoft-com:vml" xmlns:wp14="http://schemas.microsoft.com/office/word/2010/wordprocessingDrawing" xmlns:wp="http://schemas.openxmlformats.org/drawingml/2006/wordprocessingDrawing" xmlns:w10="urn:schemas-microsoft-com:office:word" xmlns:w="http://schemas.openxmlformats.org/wordprocessingml/2006/main" xmlns:w14="http://schemas.microsoft.com/office/word/2010/wordml" xmlns:w15="http://schemas.microsoft.com/office/word/2012/wordml" xmlns:w16cex="http://schemas.microsoft.com/office/word/2018/wordml/cex" xmlns:w16cid="http://schemas.microsoft.com/office/word/2016/wordml/cid" xmlns:w16="http://schemas.microsoft.com/office/word/2018/wordml" xmlns:w16sdtdh="http://schemas.microsoft.com/office/word/2020/wordml/sdtdatahash" xmlns:w16se="http://schemas.microsoft.com/office/word/2015/wordml/symex" xmlns:wpg="http://schemas.microsoft.com/office/word/2010/wordprocessingGroup" xmlns:wpi="http://schemas.microsoft.com/office/word/2010/wordprocessingInk" xmlns:wne="http://schemas.microsoft.com/office/word/2006/wordml" xmlns:wps="http://schemas.microsoft.com/office/word/2010/wordprocessingShape" mc:Ignorable="w14 w15 w16se w16cid w16 w16cex w16sdtdh wp14">
+  <w:abstractNum w:abstractNumId="0" w15:restartNumberingAfterBreak="0">
     <w:nsid w:val="07765EBA"/>
     <w:multiLevelType w:val="hybridMultilevel"/>
     <w:tmpl w:val="8FA2D970"/>
@@ -4239,83 +4239,83 @@
       <w:lvlText w:val="%1."/>
       <w:lvlJc w:val="left"/>
       <w:pPr>
-        <w:ind w:hanging="360" w:left="720"/>
+        <w:ind w:left="720" w:hanging="360"/>
       </w:pPr>
     </w:lvl>
-    <w:lvl w:ilvl="1" w:tentative="1" w:tplc="04090019">
+    <w:lvl w:ilvl="1" w:tplc="04090019" w:tentative="1">
       <w:start w:val="1"/>
       <w:numFmt w:val="lowerLetter"/>
       <w:lvlText w:val="%2."/>
       <w:lvlJc w:val="left"/>
       <w:pPr>
-        <w:ind w:hanging="360" w:left="1440"/>
+        <w:ind w:left="1440" w:hanging="360"/>
       </w:pPr>
     </w:lvl>
-    <w:lvl w:ilvl="2" w:tentative="1" w:tplc="0409001B">
+    <w:lvl w:ilvl="2" w:tplc="0409001B" w:tentative="1">
       <w:start w:val="1"/>
       <w:numFmt w:val="lowerRoman"/>
       <w:lvlText w:val="%3."/>
       <w:lvlJc w:val="right"/>
       <w:pPr>
-        <w:ind w:hanging="180" w:left="2160"/>
+        <w:ind w:left="2160" w:hanging="180"/>
       </w:pPr>
     </w:lvl>
-    <w:lvl w:ilvl="3" w:tentative="1" w:tplc="0409000F">
+    <w:lvl w:ilvl="3" w:tplc="0409000F" w:tentative="1">
       <w:start w:val="1"/>
       <w:numFmt w:val="decimal"/>
       <w:lvlText w:val="%4."/>
       <w:lvlJc w:val="left"/>
       <w:pPr>
-        <w:ind w:hanging="360" w:left="2880"/>
+        <w:ind w:left="2880" w:hanging="360"/>
       </w:pPr>
     </w:lvl>
-    <w:lvl w:ilvl="4" w:tentative="1" w:tplc="04090019">
+    <w:lvl w:ilvl="4" w:tplc="04090019" w:tentative="1">
       <w:start w:val="1"/>
       <w:numFmt w:val="lowerLetter"/>
       <w:lvlText w:val="%5."/>
       <w:lvlJc w:val="left"/>
       <w:pPr>
-        <w:ind w:hanging="360" w:left="3600"/>
+        <w:ind w:left="3600" w:hanging="360"/>
       </w:pPr>
     </w:lvl>
-    <w:lvl w:ilvl="5" w:tentative="1" w:tplc="0409001B">
+    <w:lvl w:ilvl="5" w:tplc="0409001B" w:tentative="1">
       <w:start w:val="1"/>
       <w:numFmt w:val="lowerRoman"/>
       <w:lvlText w:val="%6."/>
       <w:lvlJc w:val="right"/>
       <w:pPr>
-        <w:ind w:hanging="180" w:left="4320"/>
+        <w:ind w:left="4320" w:hanging="180"/>
       </w:pPr>
     </w:lvl>
-    <w:lvl w:ilvl="6" w:tentative="1" w:tplc="0409000F">
+    <w:lvl w:ilvl="6" w:tplc="0409000F" w:tentative="1">
       <w:start w:val="1"/>
       <w:numFmt w:val="decimal"/>
       <w:lvlText w:val="%7."/>
       <w:lvlJc w:val="left"/>
       <w:pPr>
-        <w:ind w:hanging="360" w:left="5040"/>
+        <w:ind w:left="5040" w:hanging="360"/>
       </w:pPr>
     </w:lvl>
-    <w:lvl w:ilvl="7" w:tentative="1" w:tplc="04090019">
+    <w:lvl w:ilvl="7" w:tplc="04090019" w:tentative="1">
       <w:start w:val="1"/>
       <w:numFmt w:val="lowerLetter"/>
       <w:lvlText w:val="%8."/>
       <w:lvlJc w:val="left"/>
       <w:pPr>
-        <w:ind w:hanging="360" w:left="5760"/>
+        <w:ind w:left="5760" w:hanging="360"/>
       </w:pPr>
     </w:lvl>
-    <w:lvl w:ilvl="8" w:tentative="1" w:tplc="0409001B">
+    <w:lvl w:ilvl="8" w:tplc="0409001B" w:tentative="1">
       <w:start w:val="1"/>
       <w:numFmt w:val="lowerRoman"/>
       <w:lvlText w:val="%9."/>
       <w:lvlJc w:val="right"/>
       <w:pPr>
-        <w:ind w:hanging="180" w:left="6480"/>
+        <w:ind w:left="6480" w:hanging="180"/>
       </w:pPr>
     </w:lvl>
   </w:abstractNum>
-  <w:abstractNum w15:restartNumberingAfterBreak="0" w:abstractNumId="1">
+  <w:abstractNum w:abstractNumId="1" w15:restartNumberingAfterBreak="0">
     <w:nsid w:val="4BE25BE6"/>
     <w:multiLevelType w:val="hybridMultilevel"/>
     <w:tmpl w:val="2CAE5C14"/>
@@ -4325,82 +4325,82 @@
       <w:lvlText w:val="%1."/>
       <w:lvlJc w:val="left"/>
       <w:pPr>
-        <w:ind w:hanging="360" w:left="785"/>
+        <w:ind w:left="785" w:hanging="360"/>
       </w:pPr>
       <w:rPr>
         <w:rFonts w:hint="default"/>
       </w:rPr>
     </w:lvl>
-    <w:lvl w:ilvl="1" w:tentative="1" w:tplc="04090019">
+    <w:lvl w:ilvl="1" w:tplc="04090019" w:tentative="1">
       <w:start w:val="1"/>
       <w:numFmt w:val="lowerLetter"/>
       <w:lvlText w:val="%2."/>
       <w:lvlJc w:val="left"/>
       <w:pPr>
-        <w:ind w:hanging="360" w:left="1440"/>
+        <w:ind w:left="1440" w:hanging="360"/>
       </w:pPr>
     </w:lvl>
-    <w:lvl w:ilvl="2" w:tentative="1" w:tplc="0409001B">
+    <w:lvl w:ilvl="2" w:tplc="0409001B" w:tentative="1">
       <w:start w:val="1"/>
       <w:numFmt w:val="lowerRoman"/>
       <w:lvlText w:val="%3."/>
       <w:lvlJc w:val="right"/>
       <w:pPr>
-        <w:ind w:hanging="180" w:left="2160"/>
+        <w:ind w:left="2160" w:hanging="180"/>
       </w:pPr>
     </w:lvl>
-    <w:lvl w:ilvl="3" w:tentative="1" w:tplc="0409000F">
+    <w:lvl w:ilvl="3" w:tplc="0409000F" w:tentative="1">
       <w:start w:val="1"/>
       <w:numFmt w:val="decimal"/>
       <w:lvlText w:val="%4."/>
       <w:lvlJc w:val="left"/>
       <w:pPr>
-        <w:ind w:hanging="360" w:left="2880"/>
+        <w:ind w:left="2880" w:hanging="360"/>
       </w:pPr>
     </w:lvl>
-    <w:lvl w:ilvl="4" w:tentative="1" w:tplc="04090019">
+    <w:lvl w:ilvl="4" w:tplc="04090019" w:tentative="1">
       <w:start w:val="1"/>
       <w:numFmt w:val="lowerLetter"/>
       <w:lvlText w:val="%5."/>
       <w:lvlJc w:val="left"/>
       <w:pPr>
-        <w:ind w:hanging="360" w:left="3600"/>
+        <w:ind w:left="3600" w:hanging="360"/>
       </w:pPr>
     </w:lvl>
-    <w:lvl w:ilvl="5" w:tentative="1" w:tplc="0409001B">
+    <w:lvl w:ilvl="5" w:tplc="0409001B" w:tentative="1">
       <w:start w:val="1"/>
       <w:numFmt w:val="lowerRoman"/>
       <w:lvlText w:val="%6."/>
       <w:lvlJc w:val="right"/>
       <w:pPr>
-        <w:ind w:hanging="180" w:left="4320"/>
+        <w:ind w:left="4320" w:hanging="180"/>
       </w:pPr>
     </w:lvl>
-    <w:lvl w:ilvl="6" w:tentative="1" w:tplc="0409000F">
+    <w:lvl w:ilvl="6" w:tplc="0409000F" w:tentative="1">
       <w:start w:val="1"/>
       <w:numFmt w:val="decimal"/>
       <w:lvlText w:val="%7."/>
       <w:lvlJc w:val="left"/>
       <w:pPr>
-        <w:ind w:hanging="360" w:left="5040"/>
+        <w:ind w:left="5040" w:hanging="360"/>
       </w:pPr>
     </w:lvl>
-    <w:lvl w:ilvl="7" w:tentative="1" w:tplc="04090019">
+    <w:lvl w:ilvl="7" w:tplc="04090019" w:tentative="1">
       <w:start w:val="1"/>
       <w:numFmt w:val="lowerLetter"/>
       <w:lvlText w:val="%8."/>
       <w:lvlJc w:val="left"/>
       <w:pPr>
-        <w:ind w:hanging="360" w:left="5760"/>
+        <w:ind w:left="5760" w:hanging="360"/>
       </w:pPr>
     </w:lvl>
-    <w:lvl w:ilvl="8" w:tentative="1" w:tplc="0409001B">
+    <w:lvl w:ilvl="8" w:tplc="0409001B" w:tentative="1">
       <w:start w:val="1"/>
       <w:numFmt w:val="lowerRoman"/>
       <w:lvlText w:val="%9."/>
       <w:lvlJc w:val="right"/>
       <w:pPr>
-        <w:ind w:hanging="180" w:left="6480"/>
+        <w:ind w:left="6480" w:hanging="180"/>
       </w:pPr>
     </w:lvl>
   </w:abstractNum>
@@ -4480,10 +4480,10 @@
       </w:pPr>
     </w:lvl>
   </w:abstractNum>
-  <w:num w16cid:durableId="1305820082" w:numId="1">
+  <w:num w:numId="1" w16cid:durableId="1305820082">
     <w:abstractNumId w:val="1"/>
   </w:num>
-  <w:num w16cid:durableId="1012412166" w:numId="2">
+  <w:num w:numId="2" w16cid:durableId="1012412166">
     <w:abstractNumId w:val="0"/>
   </w:num>
   <w:num w:numId="1000">
@@ -4493,29 +4493,29 @@
 </file>
 
 <file path=word/styles.xml><?xml version="1.0" encoding="utf-8"?>
-<w:styles xmlns:mc="http://schemas.openxmlformats.org/markup-compatibility/2006" xmlns:r="http://schemas.openxmlformats.org/officeDocument/2006/relationships" xmlns:w="http://schemas.openxmlformats.org/wordprocessingml/2006/main" xmlns:w14="http://schemas.microsoft.com/office/word/2010/wordml" xmlns:w15="http://schemas.microsoft.com/office/word/2012/wordml" xmlns:w16="http://schemas.microsoft.com/office/word/2018/wordml" xmlns:w16cex="http://schemas.microsoft.com/office/word/2018/wordml/cex" xmlns:w16cid="http://schemas.microsoft.com/office/word/2016/wordml/cid" xmlns:w16sdtdh="http://schemas.microsoft.com/office/word/2020/wordml/sdtdatahash" xmlns:w16se="http://schemas.microsoft.com/office/word/2015/wordml/symex" mc:Ignorable="w14 w15 w16se w16cid w16 w16cex w16sdtdh">
+<w:styles xmlns:mc="http://schemas.openxmlformats.org/markup-compatibility/2006" xmlns:r="http://schemas.openxmlformats.org/officeDocument/2006/relationships" xmlns:w="http://schemas.openxmlformats.org/wordprocessingml/2006/main" xmlns:w14="http://schemas.microsoft.com/office/word/2010/wordml" xmlns:w15="http://schemas.microsoft.com/office/word/2012/wordml" xmlns:w16cex="http://schemas.microsoft.com/office/word/2018/wordml/cex" xmlns:w16cid="http://schemas.microsoft.com/office/word/2016/wordml/cid" xmlns:w16="http://schemas.microsoft.com/office/word/2018/wordml" xmlns:w16sdtdh="http://schemas.microsoft.com/office/word/2020/wordml/sdtdatahash" xmlns:w16se="http://schemas.microsoft.com/office/word/2015/wordml/symex" mc:Ignorable="w14 w15 w16se w16cid w16 w16cex w16sdtdh">
   <w:docDefaults>
     <w:rPrDefault>
       <w:rPr>
-        <w:rFonts w:asciiTheme="minorHAnsi" w:cstheme="minorBidi" w:eastAsiaTheme="minorEastAsia" w:hAnsiTheme="minorHAnsi"/>
+        <w:rFonts w:asciiTheme="minorHAnsi" w:eastAsiaTheme="minorEastAsia" w:hAnsiTheme="minorHAnsi" w:cstheme="minorBidi"/>
         <w:sz w:val="24"/>
         <w:szCs w:val="24"/>
-        <w:lang w:bidi="ar-SA" w:eastAsia="en-US" w:val="en-US"/>
+        <w:lang w:val="en-US" w:eastAsia="en-US" w:bidi="ar-SA"/>
       </w:rPr>
     </w:rPrDefault>
     <w:pPrDefault/>
   </w:docDefaults>
-  <w:latentStyles w:count="376" w:defLockedState="0" w:defQFormat="0" w:defSemiHidden="0" w:defUIPriority="99" w:defUnhideWhenUsed="0">
-    <w:lsdException w:name="Normal" w:qFormat="1" w:uiPriority="0"/>
-    <w:lsdException w:name="heading 1" w:qFormat="1" w:uiPriority="9"/>
-    <w:lsdException w:name="heading 2" w:qFormat="1" w:semiHidden="1" w:uiPriority="9" w:unhideWhenUsed="1"/>
-    <w:lsdException w:name="heading 3" w:qFormat="1" w:semiHidden="1" w:uiPriority="9" w:unhideWhenUsed="1"/>
-    <w:lsdException w:name="heading 4" w:qFormat="1" w:semiHidden="1" w:uiPriority="9" w:unhideWhenUsed="1"/>
-    <w:lsdException w:name="heading 5" w:qFormat="1" w:semiHidden="1" w:uiPriority="9" w:unhideWhenUsed="1"/>
-    <w:lsdException w:name="heading 6" w:qFormat="1" w:semiHidden="1" w:uiPriority="9" w:unhideWhenUsed="1"/>
-    <w:lsdException w:name="heading 7" w:qFormat="1" w:semiHidden="1" w:uiPriority="9" w:unhideWhenUsed="1"/>
-    <w:lsdException w:name="heading 8" w:qFormat="1" w:semiHidden="1" w:uiPriority="9" w:unhideWhenUsed="1"/>
-    <w:lsdException w:name="heading 9" w:qFormat="1" w:semiHidden="1" w:uiPriority="9" w:unhideWhenUsed="1"/>
+  <w:latentStyles w:defLockedState="0" w:defUIPriority="99" w:defSemiHidden="0" w:defUnhideWhenUsed="0" w:defQFormat="0" w:count="376">
+    <w:lsdException w:name="Normal" w:uiPriority="0" w:qFormat="1"/>
+    <w:lsdException w:name="heading 1" w:uiPriority="9" w:qFormat="1"/>
+    <w:lsdException w:name="heading 2" w:semiHidden="1" w:uiPriority="9" w:unhideWhenUsed="1" w:qFormat="1"/>
+    <w:lsdException w:name="heading 3" w:semiHidden="1" w:uiPriority="9" w:unhideWhenUsed="1" w:qFormat="1"/>
+    <w:lsdException w:name="heading 4" w:semiHidden="1" w:uiPriority="9" w:unhideWhenUsed="1" w:qFormat="1"/>
+    <w:lsdException w:name="heading 5" w:semiHidden="1" w:uiPriority="9" w:unhideWhenUsed="1" w:qFormat="1"/>
+    <w:lsdException w:name="heading 6" w:semiHidden="1" w:uiPriority="9" w:unhideWhenUsed="1" w:qFormat="1"/>
+    <w:lsdException w:name="heading 7" w:semiHidden="1" w:uiPriority="9" w:unhideWhenUsed="1" w:qFormat="1"/>
+    <w:lsdException w:name="heading 8" w:semiHidden="1" w:uiPriority="9" w:unhideWhenUsed="1" w:qFormat="1"/>
+    <w:lsdException w:name="heading 9" w:semiHidden="1" w:uiPriority="9" w:unhideWhenUsed="1" w:qFormat="1"/>
     <w:lsdException w:name="index 1" w:semiHidden="1" w:unhideWhenUsed="1"/>
     <w:lsdException w:name="index 2" w:semiHidden="1" w:unhideWhenUsed="1"/>
     <w:lsdException w:name="index 3" w:semiHidden="1" w:unhideWhenUsed="1"/>
@@ -4540,7 +4540,7 @@
     <w:lsdException w:name="header" w:semiHidden="1" w:unhideWhenUsed="1"/>
     <w:lsdException w:name="footer" w:semiHidden="1" w:unhideWhenUsed="1"/>
     <w:lsdException w:name="index heading" w:semiHidden="1" w:unhideWhenUsed="1"/>
-    <w:lsdException w:name="caption" w:qFormat="1" w:semiHidden="1" w:uiPriority="35" w:unhideWhenUsed="1"/>
+    <w:lsdException w:name="caption" w:semiHidden="1" w:uiPriority="35" w:unhideWhenUsed="1" w:qFormat="1"/>
     <w:lsdException w:name="table of figures" w:semiHidden="1" w:unhideWhenUsed="1"/>
     <w:lsdException w:name="envelope address" w:semiHidden="1" w:unhideWhenUsed="1"/>
     <w:lsdException w:name="envelope return" w:semiHidden="1" w:unhideWhenUsed="1"/>
@@ -4568,7 +4568,7 @@
     <w:lsdException w:name="List Number 3" w:semiHidden="1" w:unhideWhenUsed="1"/>
     <w:lsdException w:name="List Number 4" w:semiHidden="1" w:unhideWhenUsed="1"/>
     <w:lsdException w:name="List Number 5" w:semiHidden="1" w:unhideWhenUsed="1"/>
-    <w:lsdException w:name="Title" w:qFormat="1" w:uiPriority="10"/>
+    <w:lsdException w:name="Title" w:uiPriority="10" w:qFormat="1"/>
     <w:lsdException w:name="Closing" w:semiHidden="1" w:unhideWhenUsed="1"/>
     <w:lsdException w:name="Signature" w:semiHidden="1" w:unhideWhenUsed="1"/>
     <w:lsdException w:name="Default Paragraph Font" w:semiHidden="1" w:uiPriority="1" w:unhideWhenUsed="1"/>
@@ -4580,7 +4580,7 @@
     <w:lsdException w:name="List Continue 4" w:semiHidden="1" w:unhideWhenUsed="1"/>
     <w:lsdException w:name="List Continue 5" w:semiHidden="1" w:unhideWhenUsed="1"/>
     <w:lsdException w:name="Message Header" w:semiHidden="1" w:unhideWhenUsed="1"/>
-    <w:lsdException w:name="Subtitle" w:qFormat="1" w:uiPriority="11"/>
+    <w:lsdException w:name="Subtitle" w:uiPriority="11" w:qFormat="1"/>
     <w:lsdException w:name="Salutation" w:semiHidden="1" w:unhideWhenUsed="1"/>
     <w:lsdException w:name="Date" w:semiHidden="1" w:unhideWhenUsed="1"/>
     <w:lsdException w:name="Body Text First Indent" w:semiHidden="1" w:unhideWhenUsed="1"/>
@@ -4593,8 +4593,8 @@
     <w:lsdException w:name="Block Text" w:semiHidden="1" w:unhideWhenUsed="1"/>
     <w:lsdException w:name="Hyperlink" w:semiHidden="1" w:unhideWhenUsed="1"/>
     <w:lsdException w:name="FollowedHyperlink" w:semiHidden="1" w:unhideWhenUsed="1"/>
-    <w:lsdException w:name="Strong" w:qFormat="1" w:uiPriority="22"/>
-    <w:lsdException w:name="Emphasis" w:qFormat="1" w:uiPriority="20"/>
+    <w:lsdException w:name="Strong" w:uiPriority="22" w:qFormat="1"/>
+    <w:lsdException w:name="Emphasis" w:uiPriority="20" w:qFormat="1"/>
     <w:lsdException w:name="Document Map" w:semiHidden="1" w:unhideWhenUsed="1"/>
     <w:lsdException w:name="Plain Text" w:semiHidden="1" w:unhideWhenUsed="1"/>
     <w:lsdException w:name="E-mail Signature" w:semiHidden="1" w:unhideWhenUsed="1"/>
@@ -4663,7 +4663,7 @@
     <w:lsdException w:name="Table Grid" w:uiPriority="59"/>
     <w:lsdException w:name="Table Theme" w:semiHidden="1" w:unhideWhenUsed="1"/>
     <w:lsdException w:name="Placeholder Text" w:semiHidden="1"/>
-    <w:lsdException w:name="No Spacing" w:qFormat="1" w:uiPriority="1"/>
+    <w:lsdException w:name="No Spacing" w:uiPriority="1" w:qFormat="1"/>
     <w:lsdException w:name="Light Shading" w:uiPriority="60"/>
     <w:lsdException w:name="Light List" w:uiPriority="61"/>
     <w:lsdException w:name="Light Grid" w:uiPriority="62"/>
@@ -4685,9 +4685,9 @@
     <w:lsdException w:name="Medium Shading 2 Accent 1" w:uiPriority="64"/>
     <w:lsdException w:name="Medium List 1 Accent 1" w:uiPriority="65"/>
     <w:lsdException w:name="Revision" w:semiHidden="1"/>
-    <w:lsdException w:name="List Paragraph" w:qFormat="1" w:uiPriority="34"/>
-    <w:lsdException w:name="Quote" w:qFormat="1" w:uiPriority="29"/>
-    <w:lsdException w:name="Intense Quote" w:qFormat="1" w:uiPriority="30"/>
+    <w:lsdException w:name="List Paragraph" w:uiPriority="34" w:qFormat="1"/>
+    <w:lsdException w:name="Quote" w:uiPriority="29" w:qFormat="1"/>
+    <w:lsdException w:name="Intense Quote" w:uiPriority="30" w:qFormat="1"/>
     <w:lsdException w:name="Medium List 2 Accent 1" w:uiPriority="66"/>
     <w:lsdException w:name="Medium Grid 1 Accent 1" w:uiPriority="67"/>
     <w:lsdException w:name="Medium Grid 2 Accent 1" w:uiPriority="68"/>
@@ -4766,13 +4766,13 @@
     <w:lsdException w:name="Colorful Shading Accent 6" w:uiPriority="71"/>
     <w:lsdException w:name="Colorful List Accent 6" w:uiPriority="72"/>
     <w:lsdException w:name="Colorful Grid Accent 6" w:uiPriority="73"/>
-    <w:lsdException w:name="Subtle Emphasis" w:qFormat="1" w:uiPriority="19"/>
-    <w:lsdException w:name="Intense Emphasis" w:qFormat="1" w:uiPriority="21"/>
-    <w:lsdException w:name="Subtle Reference" w:qFormat="1" w:uiPriority="31"/>
-    <w:lsdException w:name="Intense Reference" w:qFormat="1" w:uiPriority="32"/>
-    <w:lsdException w:name="Book Title" w:qFormat="1" w:uiPriority="33"/>
+    <w:lsdException w:name="Subtle Emphasis" w:uiPriority="19" w:qFormat="1"/>
+    <w:lsdException w:name="Intense Emphasis" w:uiPriority="21" w:qFormat="1"/>
+    <w:lsdException w:name="Subtle Reference" w:uiPriority="31" w:qFormat="1"/>
+    <w:lsdException w:name="Intense Reference" w:uiPriority="32" w:qFormat="1"/>
+    <w:lsdException w:name="Book Title" w:uiPriority="33" w:qFormat="1"/>
     <w:lsdException w:name="Bibliography" w:semiHidden="1" w:uiPriority="37" w:unhideWhenUsed="1"/>
-    <w:lsdException w:name="TOC Heading" w:qFormat="1" w:semiHidden="1" w:uiPriority="39" w:unhideWhenUsed="1"/>
+    <w:lsdException w:name="TOC Heading" w:semiHidden="1" w:uiPriority="39" w:unhideWhenUsed="1" w:qFormat="1"/>
     <w:lsdException w:name="Grid Table 4" w:uiPriority="49"/>
     <w:lsdException w:name="Grid Table 5 Dark" w:uiPriority="50"/>
     <w:lsdException w:name="Grid Table 6 Colorful" w:uiPriority="51"/>
@@ -4874,11 +4874,11 @@
     <w:lsdException w:name="Unresolved Mention" w:semiHidden="1" w:unhideWhenUsed="1"/>
     <w:lsdException w:name="Smart Link" w:semiHidden="1" w:unhideWhenUsed="1"/>
   </w:latentStyles>
-  <w:style w:default="1" w:styleId="Normal" w:type="paragraph">
+  <w:style w:type="paragraph" w:default="1" w:styleId="Normal">
     <w:name w:val="Normal"/>
     <w:qFormat/>
   </w:style>
-  <w:style w:styleId="Heading1" w:type="paragraph">
+  <w:style w:type="paragraph" w:styleId="Heading1">
     <w:name w:val="heading 1"/>
     <w:basedOn w:val="Normal"/>
     <w:next w:val="Normal"/>
@@ -4889,19 +4889,19 @@
     <w:pPr>
       <w:keepNext/>
       <w:keepLines/>
-      <w:spacing w:after="200" w:before="720"/>
+      <w:spacing w:before="720" w:after="200"/>
       <w:outlineLvl w:val="0"/>
     </w:pPr>
     <w:rPr>
-      <w:rFonts w:asciiTheme="majorHAnsi" w:cstheme="majorBidi" w:eastAsiaTheme="majorEastAsia" w:hAnsiTheme="majorHAnsi"/>
+      <w:rFonts w:asciiTheme="majorHAnsi" w:eastAsiaTheme="majorEastAsia" w:hAnsiTheme="majorHAnsi" w:cstheme="majorBidi"/>
       <w:b/>
       <w:bCs/>
-      <w:color w:themeColor="accent1" w:themeShade="B5" w:val="345A8A"/>
+      <w:color w:val="345A8A" w:themeColor="accent1" w:themeShade="B5"/>
       <w:sz w:val="32"/>
       <w:szCs w:val="32"/>
     </w:rPr>
   </w:style>
-  <w:style w:styleId="Heading2" w:type="paragraph">
+  <w:style w:type="paragraph" w:styleId="Heading2">
     <w:name w:val="heading 2"/>
     <w:basedOn w:val="Normal"/>
     <w:next w:val="Normal"/>
@@ -4913,19 +4913,19 @@
     <w:pPr>
       <w:keepNext/>
       <w:keepLines/>
-      <w:spacing w:after="140" w:before="400"/>
+      <w:spacing w:before="400" w:after="140"/>
       <w:outlineLvl w:val="1"/>
     </w:pPr>
     <w:rPr>
-      <w:rFonts w:asciiTheme="majorHAnsi" w:cstheme="majorBidi" w:eastAsiaTheme="majorEastAsia" w:hAnsiTheme="majorHAnsi"/>
+      <w:rFonts w:asciiTheme="majorHAnsi" w:eastAsiaTheme="majorEastAsia" w:hAnsiTheme="majorHAnsi" w:cstheme="majorBidi"/>
       <w:b/>
       <w:bCs/>
-      <w:color w:themeColor="accent1" w:val="4F81BD"/>
+      <w:color w:val="4F81BD" w:themeColor="accent1"/>
       <w:sz w:val="26"/>
       <w:szCs w:val="26"/>
     </w:rPr>
   </w:style>
-  <w:style w:styleId="Heading3" w:type="paragraph">
+  <w:style w:type="paragraph" w:styleId="Heading3">
     <w:name w:val="heading 3"/>
     <w:basedOn w:val="Normal"/>
     <w:next w:val="Normal"/>
@@ -4937,17 +4937,17 @@
     <w:pPr>
       <w:keepNext/>
       <w:keepLines/>
-      <w:spacing w:after="120" w:before="320"/>
+      <w:spacing w:before="320" w:after="120"/>
       <w:outlineLvl w:val="2"/>
     </w:pPr>
     <w:rPr>
-      <w:rFonts w:asciiTheme="majorHAnsi" w:cstheme="majorBidi" w:eastAsiaTheme="majorEastAsia" w:hAnsiTheme="majorHAnsi"/>
+      <w:rFonts w:asciiTheme="majorHAnsi" w:eastAsiaTheme="majorEastAsia" w:hAnsiTheme="majorHAnsi" w:cstheme="majorBidi"/>
       <w:b/>
       <w:bCs/>
-      <w:color w:themeColor="accent1" w:val="4F81BD"/>
+      <w:color w:val="4F81BD" w:themeColor="accent1"/>
     </w:rPr>
   </w:style>
-  <w:style w:styleId="Heading4" w:type="paragraph">
+  <w:style w:type="paragraph" w:styleId="Heading4">
     <w:name w:val="heading 4"/>
     <w:basedOn w:val="Normal"/>
     <w:next w:val="Normal"/>
@@ -4959,46 +4959,46 @@
     <w:pPr>
       <w:keepNext/>
       <w:keepLines/>
-      <w:spacing w:after="100" w:before="280"/>
+      <w:spacing w:before="280" w:after="100"/>
       <w:outlineLvl w:val="3"/>
     </w:pPr>
     <w:rPr>
-      <w:rFonts w:asciiTheme="majorHAnsi" w:cstheme="majorBidi" w:eastAsiaTheme="majorEastAsia" w:hAnsiTheme="majorHAnsi"/>
+      <w:rFonts w:asciiTheme="majorHAnsi" w:eastAsiaTheme="majorEastAsia" w:hAnsiTheme="majorHAnsi" w:cstheme="majorBidi"/>
       <w:b/>
       <w:bCs/>
       <w:i/>
       <w:iCs/>
-      <w:color w:themeColor="accent1" w:val="4F81BD"/>
+      <w:color w:val="4F81BD" w:themeColor="accent1"/>
     </w:rPr>
   </w:style>
-  <w:style w:default="1" w:styleId="DefaultParagraphFont" w:type="character">
+  <w:style w:type="character" w:default="1" w:styleId="DefaultParagraphFont">
     <w:name w:val="Default Paragraph Font"/>
     <w:uiPriority w:val="1"/>
     <w:semiHidden/>
     <w:unhideWhenUsed/>
   </w:style>
-  <w:style w:default="1" w:styleId="TableNormal" w:type="table">
+  <w:style w:type="table" w:default="1" w:styleId="TableNormal">
     <w:name w:val="Normal Table"/>
     <w:uiPriority w:val="99"/>
     <w:semiHidden/>
     <w:unhideWhenUsed/>
     <w:tblPr>
-      <w:tblInd w:type="dxa" w:w="0"/>
+      <w:tblInd w:w="0" w:type="dxa"/>
       <w:tblCellMar>
-        <w:top w:type="dxa" w:w="0"/>
-        <w:left w:type="dxa" w:w="108"/>
-        <w:bottom w:type="dxa" w:w="0"/>
-        <w:right w:type="dxa" w:w="108"/>
+        <w:top w:w="0" w:type="dxa"/>
+        <w:left w:w="108" w:type="dxa"/>
+        <w:bottom w:w="0" w:type="dxa"/>
+        <w:right w:w="108" w:type="dxa"/>
       </w:tblCellMar>
     </w:tblPr>
   </w:style>
-  <w:style w:default="1" w:styleId="NoList" w:type="numbering">
+  <w:style w:type="numbering" w:default="1" w:styleId="NoList">
     <w:name w:val="No List"/>
     <w:uiPriority w:val="99"/>
     <w:semiHidden/>
     <w:unhideWhenUsed/>
   </w:style>
-  <w:style w:styleId="CommentReference" w:type="character">
+  <w:style w:type="character" w:styleId="CommentReference">
     <w:name w:val="annotation reference"/>
     <w:basedOn w:val="DefaultParagraphFont"/>
     <w:uiPriority w:val="99"/>
@@ -5010,7 +5010,7 @@
       <w:szCs w:val="18"/>
     </w:rPr>
   </w:style>
-  <w:style w:styleId="CommentText" w:type="paragraph">
+  <w:style w:type="paragraph" w:styleId="CommentText">
     <w:name w:val="annotation text"/>
     <w:basedOn w:val="Normal"/>
     <w:link w:val="CommentTextChar"/>
@@ -5019,7 +5019,7 @@
     <w:unhideWhenUsed/>
     <w:rsid w:val="00A4097A"/>
   </w:style>
-  <w:style w:customStyle="1" w:styleId="CommentTextChar" w:type="character">
+  <w:style w:type="character" w:customStyle="1" w:styleId="CommentTextChar">
     <w:name w:val="Comment Text Char"/>
     <w:basedOn w:val="DefaultParagraphFont"/>
     <w:link w:val="CommentText"/>
@@ -5027,7 +5027,7 @@
     <w:semiHidden/>
     <w:rsid w:val="00A4097A"/>
   </w:style>
-  <w:style w:styleId="CommentSubject" w:type="paragraph">
+  <w:style w:type="paragraph" w:styleId="CommentSubject">
     <w:name w:val="annotation subject"/>
     <w:basedOn w:val="CommentText"/>
     <w:next w:val="CommentText"/>
@@ -5043,7 +5043,7 @@
       <w:szCs w:val="20"/>
     </w:rPr>
   </w:style>
-  <w:style w:customStyle="1" w:styleId="CommentSubjectChar" w:type="character">
+  <w:style w:type="character" w:customStyle="1" w:styleId="CommentSubjectChar">
     <w:name w:val="Comment Subject Char"/>
     <w:basedOn w:val="CommentTextChar"/>
     <w:link w:val="CommentSubject"/>
@@ -5057,7 +5057,7 @@
       <w:szCs w:val="20"/>
     </w:rPr>
   </w:style>
-  <w:style w:styleId="BalloonText" w:type="paragraph">
+  <w:style w:type="paragraph" w:styleId="BalloonText">
     <w:name w:val="Balloon Text"/>
     <w:basedOn w:val="Normal"/>
     <w:link w:val="BalloonTextChar"/>
@@ -5071,7 +5071,7 @@
       <w:szCs w:val="18"/>
     </w:rPr>
   </w:style>
-  <w:style w:customStyle="1" w:styleId="BalloonTextChar" w:type="character">
+  <w:style w:type="character" w:customStyle="1" w:styleId="BalloonTextChar">
     <w:name w:val="Balloon Text Char"/>
     <w:basedOn w:val="DefaultParagraphFont"/>
     <w:link w:val="BalloonText"/>
@@ -5084,50 +5084,50 @@
       <w:szCs w:val="18"/>
     </w:rPr>
   </w:style>
-  <w:style w:customStyle="1" w:styleId="Heading2Char" w:type="character">
+  <w:style w:type="character" w:customStyle="1" w:styleId="Heading2Char">
     <w:name w:val="Heading 2 Char"/>
     <w:basedOn w:val="DefaultParagraphFont"/>
     <w:link w:val="Heading2"/>
     <w:uiPriority w:val="9"/>
     <w:rsid w:val="00F255AE"/>
     <w:rPr>
-      <w:rFonts w:asciiTheme="majorHAnsi" w:cstheme="majorBidi" w:eastAsiaTheme="majorEastAsia" w:hAnsiTheme="majorHAnsi"/>
+      <w:rFonts w:asciiTheme="majorHAnsi" w:eastAsiaTheme="majorEastAsia" w:hAnsiTheme="majorHAnsi" w:cstheme="majorBidi"/>
       <w:b/>
       <w:bCs/>
-      <w:color w:themeColor="accent1" w:val="4F81BD"/>
+      <w:color w:val="4F81BD" w:themeColor="accent1"/>
       <w:sz w:val="26"/>
       <w:szCs w:val="26"/>
     </w:rPr>
   </w:style>
-  <w:style w:customStyle="1" w:styleId="Heading3Char" w:type="character">
+  <w:style w:type="character" w:customStyle="1" w:styleId="Heading3Char">
     <w:name w:val="Heading 3 Char"/>
     <w:basedOn w:val="DefaultParagraphFont"/>
     <w:link w:val="Heading3"/>
     <w:uiPriority w:val="9"/>
     <w:rsid w:val="003A733F"/>
     <w:rPr>
-      <w:rFonts w:asciiTheme="majorHAnsi" w:cstheme="majorBidi" w:eastAsiaTheme="majorEastAsia" w:hAnsiTheme="majorHAnsi"/>
+      <w:rFonts w:asciiTheme="majorHAnsi" w:eastAsiaTheme="majorEastAsia" w:hAnsiTheme="majorHAnsi" w:cstheme="majorBidi"/>
       <w:b/>
       <w:bCs/>
-      <w:color w:themeColor="accent1" w:val="4F81BD"/>
+      <w:color w:val="4F81BD" w:themeColor="accent1"/>
     </w:rPr>
   </w:style>
-  <w:style w:customStyle="1" w:styleId="Heading4Char" w:type="character">
+  <w:style w:type="character" w:customStyle="1" w:styleId="Heading4Char">
     <w:name w:val="Heading 4 Char"/>
     <w:basedOn w:val="DefaultParagraphFont"/>
     <w:link w:val="Heading4"/>
     <w:uiPriority w:val="9"/>
     <w:rsid w:val="00037A74"/>
     <w:rPr>
-      <w:rFonts w:asciiTheme="majorHAnsi" w:cstheme="majorBidi" w:eastAsiaTheme="majorEastAsia" w:hAnsiTheme="majorHAnsi"/>
+      <w:rFonts w:asciiTheme="majorHAnsi" w:eastAsiaTheme="majorEastAsia" w:hAnsiTheme="majorHAnsi" w:cstheme="majorBidi"/>
       <w:b/>
       <w:bCs/>
       <w:i/>
       <w:iCs/>
-      <w:color w:themeColor="accent1" w:val="4F81BD"/>
+      <w:color w:val="4F81BD" w:themeColor="accent1"/>
     </w:rPr>
   </w:style>
-  <w:style w:styleId="ListParagraph" w:type="paragraph">
+  <w:style w:type="paragraph" w:styleId="ListParagraph">
     <w:name w:val="List Paragraph"/>
     <w:basedOn w:val="Normal"/>
     <w:uiPriority w:val="34"/>
@@ -5138,18 +5138,18 @@
       <w:contextualSpacing/>
     </w:pPr>
   </w:style>
-  <w:style w:styleId="Hyperlink" w:type="character">
+  <w:style w:type="character" w:styleId="Hyperlink">
     <w:name w:val="Hyperlink"/>
     <w:basedOn w:val="DefaultParagraphFont"/>
     <w:uiPriority w:val="99"/>
     <w:unhideWhenUsed/>
     <w:rsid w:val="00944E43"/>
     <w:rPr>
-      <w:color w:themeColor="hyperlink" w:val="0000FF"/>
+      <w:color w:val="0000FF" w:themeColor="hyperlink"/>
       <w:u w:val="single"/>
     </w:rPr>
   </w:style>
-  <w:style w:styleId="FollowedHyperlink" w:type="character">
+  <w:style w:type="character" w:styleId="FollowedHyperlink">
     <w:name w:val="FollowedHyperlink"/>
     <w:basedOn w:val="DefaultParagraphFont"/>
     <w:uiPriority w:val="99"/>
@@ -5157,42 +5157,42 @@
     <w:unhideWhenUsed/>
     <w:rsid w:val="00944E43"/>
     <w:rPr>
-      <w:color w:themeColor="followedHyperlink" w:val="800080"/>
+      <w:color w:val="800080" w:themeColor="followedHyperlink"/>
       <w:u w:val="single"/>
     </w:rPr>
   </w:style>
-  <w:style w:styleId="TableGrid" w:type="table">
+  <w:style w:type="table" w:styleId="TableGrid">
     <w:name w:val="Table Grid"/>
     <w:basedOn w:val="TableNormal"/>
     <w:uiPriority w:val="59"/>
     <w:rsid w:val="00F55EE2"/>
     <w:tblPr>
       <w:tblBorders>
-        <w:top w:color="auto" w:space="0" w:sz="4" w:val="single"/>
-        <w:left w:color="auto" w:space="0" w:sz="4" w:val="single"/>
-        <w:bottom w:color="auto" w:space="0" w:sz="4" w:val="single"/>
-        <w:right w:color="auto" w:space="0" w:sz="4" w:val="single"/>
-        <w:insideH w:color="auto" w:space="0" w:sz="4" w:val="single"/>
-        <w:insideV w:color="auto" w:space="0" w:sz="4" w:val="single"/>
+        <w:top w:val="single" w:sz="4" w:space="0" w:color="auto"/>
+        <w:left w:val="single" w:sz="4" w:space="0" w:color="auto"/>
+        <w:bottom w:val="single" w:sz="4" w:space="0" w:color="auto"/>
+        <w:right w:val="single" w:sz="4" w:space="0" w:color="auto"/>
+        <w:insideH w:val="single" w:sz="4" w:space="0" w:color="auto"/>
+        <w:insideV w:val="single" w:sz="4" w:space="0" w:color="auto"/>
       </w:tblBorders>
     </w:tblPr>
   </w:style>
-  <w:style w:customStyle="1" w:styleId="Heading1Char" w:type="character">
+  <w:style w:type="character" w:customStyle="1" w:styleId="Heading1Char">
     <w:name w:val="Heading 1 Char"/>
     <w:basedOn w:val="DefaultParagraphFont"/>
     <w:link w:val="Heading1"/>
     <w:uiPriority w:val="9"/>
     <w:rsid w:val="000A70D6"/>
     <w:rPr>
-      <w:rFonts w:asciiTheme="majorHAnsi" w:cstheme="majorBidi" w:eastAsiaTheme="majorEastAsia" w:hAnsiTheme="majorHAnsi"/>
+      <w:rFonts w:asciiTheme="majorHAnsi" w:eastAsiaTheme="majorEastAsia" w:hAnsiTheme="majorHAnsi" w:cstheme="majorBidi"/>
       <w:b/>
       <w:bCs/>
-      <w:color w:themeColor="accent1" w:themeShade="B5" w:val="345A8A"/>
+      <w:color w:val="345A8A" w:themeColor="accent1" w:themeShade="B5"/>
       <w:sz w:val="32"/>
       <w:szCs w:val="32"/>
     </w:rPr>
   </w:style>
-  <w:style w:styleId="DocumentMap" w:type="paragraph">
+  <w:style w:type="paragraph" w:styleId="DocumentMap">
     <w:name w:val="Document Map"/>
     <w:basedOn w:val="Normal"/>
     <w:link w:val="DocumentMapChar"/>
@@ -5201,10 +5201,10 @@
     <w:unhideWhenUsed/>
     <w:rsid w:val="00DF27B9"/>
     <w:rPr>
-      <w:rFonts w:ascii="Lucida Grande" w:cs="Lucida Grande" w:hAnsi="Lucida Grande"/>
+      <w:rFonts w:ascii="Lucida Grande" w:hAnsi="Lucida Grande" w:cs="Lucida Grande"/>
     </w:rPr>
   </w:style>
-  <w:style w:customStyle="1" w:styleId="DocumentMapChar" w:type="character">
+  <w:style w:type="character" w:customStyle="1" w:styleId="DocumentMapChar">
     <w:name w:val="Document Map Char"/>
     <w:basedOn w:val="DefaultParagraphFont"/>
     <w:link w:val="DocumentMap"/>
@@ -5212,7 +5212,7 @@
     <w:semiHidden/>
     <w:rsid w:val="00DF27B9"/>
     <w:rPr>
-      <w:rFonts w:ascii="Lucida Grande" w:cs="Lucida Grande" w:hAnsi="Lucida Grande"/>
+      <w:rFonts w:ascii="Lucida Grande" w:hAnsi="Lucida Grande" w:cs="Lucida Grande"/>
     </w:rPr>
   </w:style>
   <w:style w:type="paragraph" w:customStyle="1" w:styleId="SourceCode">
